--- a/deliverables/project_student_worksheet.docx
+++ b/deliverables/project_student_worksheet.docx
@@ -2393,6 +2393,20 @@
           <w:sz w:val="21"/>
         </w:rPr>
         <w:t>Restore the vulnerable state (the student guide explains how).</w:t>
+      </w:r>
+    </w:p>
+    <w:p>
+      <w:pPr>
+        <w:pStyle w:val="ListNumber"/>
+        <w:spacing w:after="80" w:line="288" w:lineRule="auto"/>
+      </w:pPr>
+      <w:r>
+        <w:rPr>
+          <w:rFonts w:ascii="Segoe UI" w:hAnsi="Segoe UI"/>
+          <w:color w:val="374151"/>
+          <w:sz w:val="21"/>
+        </w:rPr>
+        <w:t>Faster feedback: run ./bin/devsecops-scan first, and note which gates fail before you push anything. It runs the same gates in the same versions CI uses.</w:t>
       </w:r>
     </w:p>
     <w:p>
@@ -3988,6 +4002,142 @@
     </w:p>
     <w:p>
       <w:pPr>
+        <w:spacing w:before="0" w:after="280" w:line="300" w:lineRule="auto"/>
+      </w:pPr>
+    </w:p>
+    <w:p>
+      <w:r>
+        <w:rPr>
+          <w:rFonts w:ascii="Segoe UI" w:hAnsi="Segoe UI"/>
+          <w:b/>
+          <w:color w:val="9A4606"/>
+          <w:sz w:val="24"/>
+        </w:rPr>
+        <w:t>Bonus question</w:t>
+      </w:r>
+    </w:p>
+    <w:p>
+      <w:pPr>
+        <w:spacing w:after="160"/>
+      </w:pPr>
+      <w:r>
+        <w:rPr>
+          <w:i/>
+          <w:color w:val="6B7280"/>
+          <w:sz w:val="18"/>
+        </w:rPr>
+        <w:t>5 marks. Not counted toward the total of 100.</w:t>
+      </w:r>
+    </w:p>
+    <w:p>
+      <w:pPr>
+        <w:spacing w:before="160" w:after="80" w:line="300" w:lineRule="auto"/>
+      </w:pPr>
+      <w:r>
+        <w:rPr>
+          <w:rFonts w:ascii="Segoe UI" w:hAnsi="Segoe UI"/>
+          <w:b/>
+          <w:i w:val="0"/>
+          <w:color w:val="1D4ED8"/>
+          <w:sz w:val="21"/>
+        </w:rPr>
+        <w:t xml:space="preserve">QB1  </w:t>
+      </w:r>
+      <w:r>
+        <w:rPr>
+          <w:rFonts w:ascii="Segoe UI" w:hAnsi="Segoe UI"/>
+          <w:b w:val="0"/>
+          <w:i w:val="0"/>
+          <w:color w:val="111827"/>
+          <w:sz w:val="21"/>
+        </w:rPr>
+        <w:t>The pipeline is split into a reusable workflow (security-gates.yml) and a thin caller (devsecops.yml). Explain what problem this solves, what a calling repository must grant for its deploy job to be able to push an image, and why the original repository calls its own shared workflow rather than keeping a private local copy.</w:t>
+      </w:r>
+      <w:r>
+        <w:rPr>
+          <w:rFonts w:ascii="Segoe UI" w:hAnsi="Segoe UI"/>
+          <w:b w:val="0"/>
+          <w:i w:val="0"/>
+          <w:color w:val="6B7280"/>
+          <w:sz w:val="18"/>
+        </w:rPr>
+        <w:t xml:space="preserve">    [5]</w:t>
+      </w:r>
+    </w:p>
+    <w:p>
+      <w:pPr>
+        <w:spacing w:after="200" w:before="0"/>
+      </w:pPr>
+      <w:r>
+        <w:rPr>
+          <w:color w:val="9CA3AF"/>
+          <w:sz w:val="18"/>
+        </w:rPr>
+        <w:t>________________________________________________________________________________________________________</w:t>
+      </w:r>
+    </w:p>
+    <w:p>
+      <w:pPr>
+        <w:spacing w:after="200" w:before="0"/>
+      </w:pPr>
+      <w:r>
+        <w:rPr>
+          <w:color w:val="9CA3AF"/>
+          <w:sz w:val="18"/>
+        </w:rPr>
+        <w:t>________________________________________________________________________________________________________</w:t>
+      </w:r>
+    </w:p>
+    <w:p>
+      <w:pPr>
+        <w:spacing w:after="200" w:before="0"/>
+      </w:pPr>
+      <w:r>
+        <w:rPr>
+          <w:color w:val="9CA3AF"/>
+          <w:sz w:val="18"/>
+        </w:rPr>
+        <w:t>________________________________________________________________________________________________________</w:t>
+      </w:r>
+    </w:p>
+    <w:p>
+      <w:pPr>
+        <w:spacing w:after="200" w:before="0"/>
+      </w:pPr>
+      <w:r>
+        <w:rPr>
+          <w:color w:val="9CA3AF"/>
+          <w:sz w:val="18"/>
+        </w:rPr>
+        <w:t>________________________________________________________________________________________________________</w:t>
+      </w:r>
+    </w:p>
+    <w:p>
+      <w:pPr>
+        <w:spacing w:after="200" w:before="0"/>
+      </w:pPr>
+      <w:r>
+        <w:rPr>
+          <w:color w:val="9CA3AF"/>
+          <w:sz w:val="18"/>
+        </w:rPr>
+        <w:t>________________________________________________________________________________________________________</w:t>
+      </w:r>
+    </w:p>
+    <w:p>
+      <w:pPr>
+        <w:spacing w:after="200" w:before="0"/>
+      </w:pPr>
+      <w:r>
+        <w:rPr>
+          <w:color w:val="9CA3AF"/>
+          <w:sz w:val="18"/>
+        </w:rPr>
+        <w:t>________________________________________________________________________________________________________</w:t>
+      </w:r>
+    </w:p>
+    <w:p>
+      <w:pPr>
         <w:spacing w:before="0" w:after="200" w:line="300" w:lineRule="auto"/>
       </w:pPr>
     </w:p>
